--- a/fuentes/Actividad_didactica_CF01_ajuste.docx
+++ b/fuentes/Actividad_didactica_CF01_ajuste.docx
@@ -4148,6 +4148,7 @@
             <w:tcW w:w="2534" w:type="dxa"/>
             <w:gridSpan w:val="2"/>
             <w:shd w:val="clear" w:color="auto" w:fill="FBE5D5"/>
+            <w:tcMar/>
           </w:tcPr>
           <w:p>
             <w:pPr>
@@ -4170,6 +4171,7 @@
             <w:tcW w:w="7620" w:type="dxa"/>
             <w:gridSpan w:val="2"/>
             <w:shd w:val="clear" w:color="auto" w:fill="FBE5D5"/>
+            <w:tcMar/>
           </w:tcPr>
           <w:p>
             <w:pPr>
@@ -4210,6 +4212,7 @@
         <w:tc>
           <w:tcPr>
             <w:tcW w:w="1267" w:type="dxa"/>
+            <w:tcMar/>
           </w:tcPr>
           <w:p>
             <w:pPr>
@@ -4231,7 +4234,8 @@
           <w:tcPr>
             <w:tcW w:w="6727" w:type="dxa"/>
             <w:gridSpan w:val="2"/>
-            <w:shd w:val="clear" w:color="auto" w:fill="FFFFFF"/>
+            <w:shd w:val="clear" w:color="auto" w:fill="FFFFFF" w:themeFill="background1"/>
+            <w:tcMar/>
           </w:tcPr>
           <w:p>
             <w:pPr>
@@ -4250,7 +4254,8 @@
         <w:tc>
           <w:tcPr>
             <w:tcW w:w="2160" w:type="dxa"/>
-            <w:shd w:val="clear" w:color="auto" w:fill="FFFFFF"/>
+            <w:shd w:val="clear" w:color="auto" w:fill="FFFFFF" w:themeFill="background1"/>
+            <w:tcMar/>
           </w:tcPr>
           <w:p>
             <w:pPr>
@@ -4269,6 +4274,7 @@
         <w:tc>
           <w:tcPr>
             <w:tcW w:w="1267" w:type="dxa"/>
+            <w:tcMar/>
           </w:tcPr>
           <w:p>
             <w:pPr>
@@ -4290,7 +4296,8 @@
           <w:tcPr>
             <w:tcW w:w="6727" w:type="dxa"/>
             <w:gridSpan w:val="2"/>
-            <w:shd w:val="clear" w:color="auto" w:fill="FFFFFF"/>
+            <w:shd w:val="clear" w:color="auto" w:fill="FFFFFF" w:themeFill="background1"/>
+            <w:tcMar/>
           </w:tcPr>
           <w:p>
             <w:pPr>
@@ -4309,7 +4316,8 @@
         <w:tc>
           <w:tcPr>
             <w:tcW w:w="2160" w:type="dxa"/>
-            <w:shd w:val="clear" w:color="auto" w:fill="FFFFFF"/>
+            <w:shd w:val="clear" w:color="auto" w:fill="FFFFFF" w:themeFill="background1"/>
+            <w:tcMar/>
           </w:tcPr>
           <w:p>
             <w:pPr>
@@ -4335,6 +4343,7 @@
           <w:tcPr>
             <w:tcW w:w="2534" w:type="dxa"/>
             <w:gridSpan w:val="2"/>
+            <w:tcMar/>
           </w:tcPr>
           <w:p>
             <w:pPr>
@@ -4356,7 +4365,8 @@
           <w:tcPr>
             <w:tcW w:w="7620" w:type="dxa"/>
             <w:gridSpan w:val="2"/>
-            <w:shd w:val="clear" w:color="auto" w:fill="FFFFFF"/>
+            <w:shd w:val="clear" w:color="auto" w:fill="FFFFFF" w:themeFill="background1"/>
+            <w:tcMar/>
           </w:tcPr>
           <w:p>
             <w:pPr>
@@ -4383,6 +4393,7 @@
             <w:tcW w:w="2534" w:type="dxa"/>
             <w:gridSpan w:val="2"/>
             <w:shd w:val="clear" w:color="auto" w:fill="FBE5D5"/>
+            <w:tcMar/>
           </w:tcPr>
           <w:p>
             <w:pPr>
@@ -4404,7 +4415,8 @@
           <w:tcPr>
             <w:tcW w:w="7620" w:type="dxa"/>
             <w:gridSpan w:val="2"/>
-            <w:shd w:val="clear" w:color="auto" w:fill="FFFFFF"/>
+            <w:shd w:val="clear" w:color="auto" w:fill="FFFFFF" w:themeFill="background1"/>
+            <w:tcMar/>
           </w:tcPr>
           <w:p>
             <w:pPr>
@@ -4431,6 +4443,7 @@
             <w:tcW w:w="2534" w:type="dxa"/>
             <w:gridSpan w:val="2"/>
             <w:shd w:val="clear" w:color="auto" w:fill="FBE5D5"/>
+            <w:tcMar/>
           </w:tcPr>
           <w:p>
             <w:pPr>
@@ -4453,6 +4466,714 @@
             <w:tcW w:w="7620" w:type="dxa"/>
             <w:gridSpan w:val="2"/>
             <w:shd w:val="clear" w:color="auto" w:fill="FBE5D5"/>
+            <w:tcMar/>
+          </w:tcPr>
+          <w:p>
+            <w:pPr>
+              <w:rPr>
+                <w:rFonts w:ascii="Calibri" w:hAnsi="Calibri" w:eastAsia="Calibri" w:cs="Calibri"/>
+                <w:b w:val="1"/>
+                <w:bCs w:val="1"/>
+                <w:noProof w:val="0"/>
+                <w:sz w:val="22"/>
+                <w:szCs w:val="22"/>
+                <w:lang w:val="es-419"/>
+              </w:rPr>
+            </w:pPr>
+            <w:r>
+              <w:rPr>
+                <w:rFonts w:ascii="Calibri" w:hAnsi="Calibri" w:eastAsia="Calibri" w:cs="Calibri"/>
+                <w:b w:val="1"/>
+                <w:bCs w:val="1"/>
+                <w:i w:val="0"/>
+                <w:iCs w:val="0"/>
+                <w:caps w:val="0"/>
+                <w:smallCaps w:val="0"/>
+                <w:noProof w:val="0"/>
+                <w:color w:val="000000" w:themeColor="text1" w:themeTint="FF" w:themeShade="FF"/>
+                <w:sz w:val="22"/>
+                <w:szCs w:val="22"/>
+                <w:lang w:val="es-419"/>
+              </w:rPr>
+              <w:t>El estado de resultados muestra los ingresos, costos y gastos de un periodo determinado.</w:t>
+            </w:r>
+          </w:p>
+        </w:tc>
+      </w:tr>
+      <w:tr>
+        <w:trPr>
+          <w:trHeight w:val="220"/>
+        </w:trPr>
+        <w:tc>
+          <w:tcPr>
+            <w:tcW w:w="1267" w:type="dxa"/>
+            <w:tcMar/>
+          </w:tcPr>
+          <w:p>
+            <w:pPr>
+              <w:rPr>
+                <w:rFonts w:eastAsia="Calibri" w:asciiTheme="majorHAnsi" w:hAnsiTheme="majorHAnsi" w:cstheme="majorHAnsi"/>
+                <w:b/>
+              </w:rPr>
+            </w:pPr>
+            <w:r>
+              <w:rPr>
+                <w:rFonts w:eastAsia="Calibri" w:asciiTheme="majorHAnsi" w:hAnsiTheme="majorHAnsi" w:cstheme="majorHAnsi"/>
+                <w:b/>
+              </w:rPr>
+              <w:t>Opción a)</w:t>
+            </w:r>
+          </w:p>
+        </w:tc>
+        <w:tc>
+          <w:tcPr>
+            <w:tcW w:w="6727" w:type="dxa"/>
+            <w:gridSpan w:val="2"/>
+            <w:shd w:val="clear" w:color="auto" w:fill="FFFFFF" w:themeFill="background1"/>
+            <w:tcMar/>
+          </w:tcPr>
+          <w:p>
+            <w:pPr>
+              <w:rPr>
+                <w:rFonts w:eastAsia="Calibri" w:asciiTheme="majorHAnsi" w:hAnsiTheme="majorHAnsi" w:cstheme="majorHAnsi"/>
+              </w:rPr>
+            </w:pPr>
+            <w:r>
+              <w:rPr>
+                <w:rFonts w:eastAsia="Calibri" w:asciiTheme="majorHAnsi" w:hAnsiTheme="majorHAnsi" w:cstheme="majorHAnsi"/>
+              </w:rPr>
+              <w:t>Verdadero</w:t>
+            </w:r>
+          </w:p>
+        </w:tc>
+        <w:tc>
+          <w:tcPr>
+            <w:tcW w:w="2160" w:type="dxa"/>
+            <w:shd w:val="clear" w:color="auto" w:fill="FFFFFF" w:themeFill="background1"/>
+            <w:tcMar/>
+          </w:tcPr>
+          <w:p>
+            <w:pPr>
+              <w:widowControl w:val="0"/>
+              <w:rPr>
+                <w:rFonts w:eastAsia="Calibri" w:asciiTheme="majorHAnsi" w:hAnsiTheme="majorHAnsi" w:cstheme="majorHAnsi"/>
+              </w:rPr>
+            </w:pPr>
+            <w:r>
+              <w:rPr>
+                <w:rFonts w:eastAsia="Calibri" w:asciiTheme="majorHAnsi" w:hAnsiTheme="majorHAnsi" w:cstheme="majorHAnsi"/>
+              </w:rPr>
+              <w:t>x</w:t>
+            </w:r>
+          </w:p>
+        </w:tc>
+      </w:tr>
+      <w:tr>
+        <w:trPr>
+          <w:trHeight w:val="220"/>
+        </w:trPr>
+        <w:tc>
+          <w:tcPr>
+            <w:tcW w:w="1267" w:type="dxa"/>
+            <w:tcMar/>
+          </w:tcPr>
+          <w:p>
+            <w:pPr>
+              <w:rPr>
+                <w:rFonts w:eastAsia="Calibri" w:asciiTheme="majorHAnsi" w:hAnsiTheme="majorHAnsi" w:cstheme="majorHAnsi"/>
+                <w:b/>
+              </w:rPr>
+            </w:pPr>
+            <w:r>
+              <w:rPr>
+                <w:rFonts w:eastAsia="Calibri" w:asciiTheme="majorHAnsi" w:hAnsiTheme="majorHAnsi" w:cstheme="majorHAnsi"/>
+                <w:b/>
+              </w:rPr>
+              <w:t>Opción b)</w:t>
+            </w:r>
+          </w:p>
+        </w:tc>
+        <w:tc>
+          <w:tcPr>
+            <w:tcW w:w="6727" w:type="dxa"/>
+            <w:gridSpan w:val="2"/>
+            <w:shd w:val="clear" w:color="auto" w:fill="FFFFFF" w:themeFill="background1"/>
+            <w:tcMar/>
+          </w:tcPr>
+          <w:p>
+            <w:pPr>
+              <w:rPr>
+                <w:rFonts w:eastAsia="Calibri" w:asciiTheme="majorHAnsi" w:hAnsiTheme="majorHAnsi" w:cstheme="majorHAnsi"/>
+              </w:rPr>
+            </w:pPr>
+            <w:r>
+              <w:rPr>
+                <w:rFonts w:eastAsia="Calibri" w:asciiTheme="majorHAnsi" w:hAnsiTheme="majorHAnsi" w:cstheme="majorHAnsi"/>
+              </w:rPr>
+              <w:t>Falso</w:t>
+            </w:r>
+          </w:p>
+        </w:tc>
+        <w:tc>
+          <w:tcPr>
+            <w:tcW w:w="2160" w:type="dxa"/>
+            <w:shd w:val="clear" w:color="auto" w:fill="FFFFFF" w:themeFill="background1"/>
+            <w:tcMar/>
+          </w:tcPr>
+          <w:p>
+            <w:pPr>
+              <w:widowControl w:val="0"/>
+              <w:rPr>
+                <w:rFonts w:eastAsia="Calibri" w:asciiTheme="majorHAnsi" w:hAnsiTheme="majorHAnsi" w:cstheme="majorHAnsi"/>
+              </w:rPr>
+            </w:pPr>
+          </w:p>
+        </w:tc>
+      </w:tr>
+      <w:tr>
+        <w:trPr>
+          <w:trHeight w:val="220"/>
+        </w:trPr>
+        <w:tc>
+          <w:tcPr>
+            <w:tcW w:w="2534" w:type="dxa"/>
+            <w:gridSpan w:val="2"/>
+            <w:tcMar/>
+          </w:tcPr>
+          <w:p>
+            <w:pPr>
+              <w:rPr>
+                <w:rFonts w:eastAsia="Calibri" w:asciiTheme="majorHAnsi" w:hAnsiTheme="majorHAnsi" w:cstheme="majorHAnsi"/>
+                <w:b/>
+              </w:rPr>
+            </w:pPr>
+            <w:r>
+              <w:rPr>
+                <w:rFonts w:eastAsia="Calibri" w:asciiTheme="majorHAnsi" w:hAnsiTheme="majorHAnsi" w:cstheme="majorHAnsi"/>
+                <w:b/>
+              </w:rPr>
+              <w:t>Comentario respuesta correcta</w:t>
+            </w:r>
+          </w:p>
+        </w:tc>
+        <w:tc>
+          <w:tcPr>
+            <w:tcW w:w="7620" w:type="dxa"/>
+            <w:gridSpan w:val="2"/>
+            <w:shd w:val="clear" w:color="auto" w:fill="FFFFFF" w:themeFill="background1"/>
+            <w:tcMar/>
+          </w:tcPr>
+          <w:p>
+            <w:pPr>
+              <w:rPr>
+                <w:rFonts w:eastAsia="Calibri" w:asciiTheme="majorHAnsi" w:hAnsiTheme="majorHAnsi" w:cstheme="majorHAnsi"/>
+                <w:bCs/>
+              </w:rPr>
+            </w:pPr>
+            <w:r>
+              <w:rPr>
+                <w:rFonts w:eastAsia="Calibri" w:asciiTheme="majorHAnsi" w:hAnsiTheme="majorHAnsi" w:cstheme="majorHAnsi"/>
+              </w:rPr>
+              <w:t>¡Excelente trabajo! Se evidencia un adecuado dominio de los conceptos clave sobre la importancia de la contabilidad, la clasificación de las empresas, el desarrollo del ciclo contable y la aplicación del Plan Único de Cuentas como herramienta normativa en Colombia.</w:t>
+            </w:r>
+          </w:p>
+        </w:tc>
+      </w:tr>
+      <w:tr>
+        <w:trPr>
+          <w:trHeight w:val="220"/>
+        </w:trPr>
+        <w:tc>
+          <w:tcPr>
+            <w:tcW w:w="2534" w:type="dxa"/>
+            <w:gridSpan w:val="2"/>
+            <w:shd w:val="clear" w:color="auto" w:fill="FBE5D5"/>
+            <w:tcMar/>
+          </w:tcPr>
+          <w:p>
+            <w:pPr>
+              <w:rPr>
+                <w:rFonts w:eastAsia="Calibri" w:asciiTheme="majorHAnsi" w:hAnsiTheme="majorHAnsi" w:cstheme="majorHAnsi"/>
+                <w:b/>
+              </w:rPr>
+            </w:pPr>
+            <w:r>
+              <w:rPr>
+                <w:rFonts w:eastAsia="Calibri" w:asciiTheme="majorHAnsi" w:hAnsiTheme="majorHAnsi" w:cstheme="majorHAnsi"/>
+                <w:b/>
+              </w:rPr>
+              <w:t>Comentario respuesta incorrecta</w:t>
+            </w:r>
+          </w:p>
+        </w:tc>
+        <w:tc>
+          <w:tcPr>
+            <w:tcW w:w="7620" w:type="dxa"/>
+            <w:gridSpan w:val="2"/>
+            <w:shd w:val="clear" w:color="auto" w:fill="FFFFFF" w:themeFill="background1"/>
+            <w:tcMar/>
+          </w:tcPr>
+          <w:p>
+            <w:pPr>
+              <w:rPr>
+                <w:rFonts w:eastAsia="Calibri" w:asciiTheme="majorHAnsi" w:hAnsiTheme="majorHAnsi" w:cstheme="majorHAnsi"/>
+                <w:bCs/>
+              </w:rPr>
+            </w:pPr>
+            <w:r>
+              <w:rPr>
+                <w:rFonts w:eastAsia="Calibri" w:asciiTheme="majorHAnsi" w:hAnsiTheme="majorHAnsi" w:cstheme="majorHAnsi"/>
+              </w:rPr>
+              <w:t>Revise nuevamente el contenido del componente formativo.</w:t>
+            </w:r>
+          </w:p>
+        </w:tc>
+      </w:tr>
+      <w:tr>
+        <w:trPr>
+          <w:trHeight w:val="300"/>
+        </w:trPr>
+        <w:tc>
+          <w:tcPr>
+            <w:tcW w:w="2534" w:type="dxa"/>
+            <w:gridSpan w:val="2"/>
+            <w:shd w:val="clear" w:color="auto" w:fill="FBE5D5"/>
+            <w:tcMar/>
+          </w:tcPr>
+          <w:p>
+            <w:pPr>
+              <w:rPr>
+                <w:rFonts w:eastAsia="Calibri" w:asciiTheme="majorHAnsi" w:hAnsiTheme="majorHAnsi" w:cstheme="majorHAnsi"/>
+                <w:b/>
+              </w:rPr>
+            </w:pPr>
+            <w:r>
+              <w:rPr>
+                <w:rFonts w:eastAsia="Calibri" w:asciiTheme="majorHAnsi" w:hAnsiTheme="majorHAnsi" w:cstheme="majorHAnsi"/>
+                <w:b/>
+              </w:rPr>
+              <w:t>Pregunta 13</w:t>
+            </w:r>
+          </w:p>
+        </w:tc>
+        <w:tc>
+          <w:tcPr>
+            <w:tcW w:w="7620" w:type="dxa"/>
+            <w:gridSpan w:val="2"/>
+            <w:shd w:val="clear" w:color="auto" w:fill="FBE5D5"/>
+            <w:tcMar/>
+          </w:tcPr>
+          <w:p>
+            <w:pPr>
+              <w:pStyle w:val="Normal"/>
+              <w:rPr>
+                <w:rFonts w:ascii="Calibri" w:hAnsi="Calibri" w:eastAsia="Calibri" w:cs="Calibri"/>
+                <w:b w:val="1"/>
+                <w:bCs w:val="1"/>
+                <w:noProof w:val="0"/>
+                <w:sz w:val="22"/>
+                <w:szCs w:val="22"/>
+                <w:lang w:val="es-419"/>
+              </w:rPr>
+            </w:pPr>
+            <w:r>
+              <w:rPr>
+                <w:rFonts w:ascii="Calibri" w:hAnsi="Calibri" w:eastAsia="Calibri" w:cs="Calibri"/>
+                <w:b w:val="1"/>
+                <w:bCs w:val="1"/>
+                <w:noProof w:val="0"/>
+                <w:sz w:val="22"/>
+                <w:szCs w:val="22"/>
+                <w:lang w:val="es-419"/>
+              </w:rPr>
+              <w:t xml:space="preserve">Las </w:t>
+            </w:r>
+            <w:r>
+              <w:rPr>
+                <w:rFonts w:ascii="Calibri" w:hAnsi="Calibri" w:eastAsia="Calibri" w:cs="Calibri"/>
+                <w:b w:val="1"/>
+                <w:bCs w:val="1"/>
+                <w:noProof w:val="0"/>
+                <w:sz w:val="22"/>
+                <w:szCs w:val="22"/>
+                <w:lang w:val="es-419"/>
+              </w:rPr>
+              <w:t>políticas contables</w:t>
+            </w:r>
+            <w:r>
+              <w:rPr>
+                <w:rFonts w:ascii="Calibri" w:hAnsi="Calibri" w:eastAsia="Calibri" w:cs="Calibri"/>
+                <w:b w:val="1"/>
+                <w:bCs w:val="1"/>
+                <w:noProof w:val="0"/>
+                <w:sz w:val="22"/>
+                <w:szCs w:val="22"/>
+                <w:lang w:val="es-419"/>
+              </w:rPr>
+              <w:t xml:space="preserve"> establecen, entre otros aspectos, criterios de </w:t>
+            </w:r>
+            <w:r>
+              <w:rPr>
+                <w:rFonts w:ascii="Calibri" w:hAnsi="Calibri" w:eastAsia="Calibri" w:cs="Calibri"/>
+                <w:b w:val="1"/>
+                <w:bCs w:val="1"/>
+                <w:noProof w:val="0"/>
+                <w:sz w:val="22"/>
+                <w:szCs w:val="22"/>
+                <w:lang w:val="es-419"/>
+              </w:rPr>
+              <w:t>reconocimiento</w:t>
+            </w:r>
+            <w:r>
+              <w:rPr>
+                <w:rFonts w:ascii="Calibri" w:hAnsi="Calibri" w:eastAsia="Calibri" w:cs="Calibri"/>
+                <w:b w:val="1"/>
+                <w:bCs w:val="1"/>
+                <w:noProof w:val="0"/>
+                <w:sz w:val="22"/>
+                <w:szCs w:val="22"/>
+                <w:lang w:val="es-419"/>
+              </w:rPr>
+              <w:t xml:space="preserve">, </w:t>
+            </w:r>
+            <w:r>
+              <w:rPr>
+                <w:rFonts w:ascii="Calibri" w:hAnsi="Calibri" w:eastAsia="Calibri" w:cs="Calibri"/>
+                <w:b w:val="1"/>
+                <w:bCs w:val="1"/>
+                <w:noProof w:val="0"/>
+                <w:sz w:val="22"/>
+                <w:szCs w:val="22"/>
+                <w:lang w:val="es-419"/>
+              </w:rPr>
+              <w:t>medición</w:t>
+            </w:r>
+            <w:r>
+              <w:rPr>
+                <w:rFonts w:ascii="Calibri" w:hAnsi="Calibri" w:eastAsia="Calibri" w:cs="Calibri"/>
+                <w:b w:val="1"/>
+                <w:bCs w:val="1"/>
+                <w:noProof w:val="0"/>
+                <w:sz w:val="22"/>
+                <w:szCs w:val="22"/>
+                <w:lang w:val="es-419"/>
+              </w:rPr>
+              <w:t xml:space="preserve">, </w:t>
+            </w:r>
+            <w:r>
+              <w:rPr>
+                <w:rFonts w:ascii="Calibri" w:hAnsi="Calibri" w:eastAsia="Calibri" w:cs="Calibri"/>
+                <w:b w:val="1"/>
+                <w:bCs w:val="1"/>
+                <w:noProof w:val="0"/>
+                <w:sz w:val="22"/>
+                <w:szCs w:val="22"/>
+                <w:lang w:val="es-419"/>
+              </w:rPr>
+              <w:t>presentación</w:t>
+            </w:r>
+            <w:r>
+              <w:rPr>
+                <w:rFonts w:ascii="Calibri" w:hAnsi="Calibri" w:eastAsia="Calibri" w:cs="Calibri"/>
+                <w:b w:val="1"/>
+                <w:bCs w:val="1"/>
+                <w:noProof w:val="0"/>
+                <w:sz w:val="22"/>
+                <w:szCs w:val="22"/>
+                <w:lang w:val="es-419"/>
+              </w:rPr>
+              <w:t xml:space="preserve"> y </w:t>
+            </w:r>
+            <w:r>
+              <w:rPr>
+                <w:rFonts w:ascii="Calibri" w:hAnsi="Calibri" w:eastAsia="Calibri" w:cs="Calibri"/>
+                <w:b w:val="1"/>
+                <w:bCs w:val="1"/>
+                <w:noProof w:val="0"/>
+                <w:sz w:val="22"/>
+                <w:szCs w:val="22"/>
+                <w:lang w:val="es-419"/>
+              </w:rPr>
+              <w:t>revelación</w:t>
+            </w:r>
+            <w:r>
+              <w:rPr>
+                <w:rFonts w:ascii="Calibri" w:hAnsi="Calibri" w:eastAsia="Calibri" w:cs="Calibri"/>
+                <w:b w:val="1"/>
+                <w:bCs w:val="1"/>
+                <w:noProof w:val="0"/>
+                <w:sz w:val="22"/>
+                <w:szCs w:val="22"/>
+                <w:lang w:val="es-419"/>
+              </w:rPr>
+              <w:t xml:space="preserve"> de las transacciones económicas en la entidad.</w:t>
+            </w:r>
+          </w:p>
+        </w:tc>
+      </w:tr>
+      <w:tr>
+        <w:trPr>
+          <w:trHeight w:val="220"/>
+        </w:trPr>
+        <w:tc>
+          <w:tcPr>
+            <w:tcW w:w="1267" w:type="dxa"/>
+            <w:tcMar/>
+          </w:tcPr>
+          <w:p>
+            <w:pPr>
+              <w:rPr>
+                <w:rFonts w:eastAsia="Calibri" w:asciiTheme="majorHAnsi" w:hAnsiTheme="majorHAnsi" w:cstheme="majorHAnsi"/>
+                <w:b/>
+              </w:rPr>
+            </w:pPr>
+            <w:r>
+              <w:rPr>
+                <w:rFonts w:eastAsia="Calibri" w:asciiTheme="majorHAnsi" w:hAnsiTheme="majorHAnsi" w:cstheme="majorHAnsi"/>
+                <w:b/>
+              </w:rPr>
+              <w:t>Opción a)</w:t>
+            </w:r>
+          </w:p>
+        </w:tc>
+        <w:tc>
+          <w:tcPr>
+            <w:tcW w:w="6727" w:type="dxa"/>
+            <w:gridSpan w:val="2"/>
+            <w:shd w:val="clear" w:color="auto" w:fill="FFFFFF" w:themeFill="background1"/>
+            <w:tcMar/>
+          </w:tcPr>
+          <w:p>
+            <w:pPr>
+              <w:rPr>
+                <w:rFonts w:eastAsia="Calibri" w:asciiTheme="majorHAnsi" w:hAnsiTheme="majorHAnsi" w:cstheme="majorHAnsi"/>
+              </w:rPr>
+            </w:pPr>
+            <w:r>
+              <w:rPr>
+                <w:rFonts w:eastAsia="Calibri" w:asciiTheme="majorHAnsi" w:hAnsiTheme="majorHAnsi" w:cstheme="majorHAnsi"/>
+              </w:rPr>
+              <w:t>Verdadero</w:t>
+            </w:r>
+          </w:p>
+        </w:tc>
+        <w:tc>
+          <w:tcPr>
+            <w:tcW w:w="2160" w:type="dxa"/>
+            <w:shd w:val="clear" w:color="auto" w:fill="FFFFFF" w:themeFill="background1"/>
+            <w:tcMar/>
+          </w:tcPr>
+          <w:p>
+            <w:pPr>
+              <w:widowControl w:val="0"/>
+              <w:rPr>
+                <w:rFonts w:ascii="Calibri" w:hAnsi="Calibri" w:eastAsia="Calibri" w:cs="Calibri" w:asciiTheme="majorAscii" w:hAnsiTheme="majorAscii" w:cstheme="majorAscii"/>
+              </w:rPr>
+            </w:pPr>
+            <w:r>
+              <w:rPr>
+                <w:rFonts w:ascii="Calibri" w:hAnsi="Calibri" w:eastAsia="Calibri" w:cs="Calibri" w:asciiTheme="majorAscii" w:hAnsiTheme="majorAscii" w:cstheme="majorAscii"/>
+              </w:rPr>
+              <w:t>x</w:t>
+            </w:r>
+          </w:p>
+        </w:tc>
+      </w:tr>
+      <w:tr>
+        <w:trPr>
+          <w:trHeight w:val="220"/>
+        </w:trPr>
+        <w:tc>
+          <w:tcPr>
+            <w:tcW w:w="1267" w:type="dxa"/>
+            <w:tcMar/>
+          </w:tcPr>
+          <w:p>
+            <w:pPr>
+              <w:rPr>
+                <w:rFonts w:eastAsia="Calibri" w:asciiTheme="majorHAnsi" w:hAnsiTheme="majorHAnsi" w:cstheme="majorHAnsi"/>
+                <w:b/>
+              </w:rPr>
+            </w:pPr>
+            <w:r>
+              <w:rPr>
+                <w:rFonts w:eastAsia="Calibri" w:asciiTheme="majorHAnsi" w:hAnsiTheme="majorHAnsi" w:cstheme="majorHAnsi"/>
+                <w:b/>
+              </w:rPr>
+              <w:t>Opción b)</w:t>
+            </w:r>
+          </w:p>
+        </w:tc>
+        <w:tc>
+          <w:tcPr>
+            <w:tcW w:w="6727" w:type="dxa"/>
+            <w:gridSpan w:val="2"/>
+            <w:shd w:val="clear" w:color="auto" w:fill="FFFFFF" w:themeFill="background1"/>
+            <w:tcMar/>
+          </w:tcPr>
+          <w:p>
+            <w:pPr>
+              <w:rPr>
+                <w:rFonts w:eastAsia="Calibri" w:asciiTheme="majorHAnsi" w:hAnsiTheme="majorHAnsi" w:cstheme="majorHAnsi"/>
+              </w:rPr>
+            </w:pPr>
+            <w:r>
+              <w:rPr>
+                <w:rFonts w:eastAsia="Calibri" w:asciiTheme="majorHAnsi" w:hAnsiTheme="majorHAnsi" w:cstheme="majorHAnsi"/>
+              </w:rPr>
+              <w:t>Falso</w:t>
+            </w:r>
+          </w:p>
+        </w:tc>
+        <w:tc>
+          <w:tcPr>
+            <w:tcW w:w="2160" w:type="dxa"/>
+            <w:shd w:val="clear" w:color="auto" w:fill="FFFFFF" w:themeFill="background1"/>
+            <w:tcMar/>
+          </w:tcPr>
+          <w:p>
+            <w:pPr>
+              <w:widowControl w:val="0"/>
+              <w:rPr>
+                <w:rFonts w:ascii="Calibri" w:hAnsi="Calibri" w:eastAsia="Calibri" w:cs="Calibri" w:asciiTheme="majorAscii" w:hAnsiTheme="majorAscii" w:cstheme="majorAscii"/>
+              </w:rPr>
+            </w:pPr>
+          </w:p>
+        </w:tc>
+      </w:tr>
+      <w:tr>
+        <w:trPr>
+          <w:trHeight w:val="220"/>
+        </w:trPr>
+        <w:tc>
+          <w:tcPr>
+            <w:tcW w:w="2534" w:type="dxa"/>
+            <w:gridSpan w:val="2"/>
+            <w:shd w:val="clear" w:color="auto" w:fill="FBE5D5"/>
+            <w:tcMar/>
+          </w:tcPr>
+          <w:p>
+            <w:pPr>
+              <w:rPr>
+                <w:rFonts w:eastAsia="Calibri" w:asciiTheme="majorHAnsi" w:hAnsiTheme="majorHAnsi" w:cstheme="majorHAnsi"/>
+                <w:b/>
+              </w:rPr>
+            </w:pPr>
+            <w:r>
+              <w:rPr>
+                <w:rFonts w:eastAsia="Calibri" w:asciiTheme="majorHAnsi" w:hAnsiTheme="majorHAnsi" w:cstheme="majorHAnsi"/>
+                <w:b/>
+              </w:rPr>
+              <w:t>Comentario respuesta correcta</w:t>
+            </w:r>
+          </w:p>
+        </w:tc>
+        <w:tc>
+          <w:tcPr>
+            <w:tcW w:w="7620" w:type="dxa"/>
+            <w:gridSpan w:val="2"/>
+            <w:shd w:val="clear" w:color="auto" w:fill="FFFFFF" w:themeFill="background1"/>
+            <w:tcMar/>
+          </w:tcPr>
+          <w:p>
+            <w:pPr>
+              <w:rPr>
+                <w:rFonts w:eastAsia="Calibri" w:asciiTheme="majorHAnsi" w:hAnsiTheme="majorHAnsi" w:cstheme="majorHAnsi"/>
+                <w:bCs/>
+              </w:rPr>
+            </w:pPr>
+            <w:r>
+              <w:rPr>
+                <w:rFonts w:eastAsia="Calibri" w:asciiTheme="majorHAnsi" w:hAnsiTheme="majorHAnsi" w:cstheme="majorHAnsi"/>
+              </w:rPr>
+              <w:t>¡Excelente trabajo! Se evidencia un adecuado dominio de los conceptos clave sobre la importancia de la contabilidad, la clasificación de las empresas, el desarrollo del ciclo contable y la aplicación del Plan Único de Cuentas como herramienta normativa en Colombia.</w:t>
+            </w:r>
+          </w:p>
+        </w:tc>
+      </w:tr>
+      <w:tr>
+        <w:trPr>
+          <w:trHeight w:val="220"/>
+        </w:trPr>
+        <w:tc>
+          <w:tcPr>
+            <w:tcW w:w="2534" w:type="dxa"/>
+            <w:gridSpan w:val="2"/>
+            <w:shd w:val="clear" w:color="auto" w:fill="FBE5D5"/>
+            <w:tcMar/>
+          </w:tcPr>
+          <w:p>
+            <w:pPr>
+              <w:rPr>
+                <w:rFonts w:eastAsia="Calibri" w:asciiTheme="majorHAnsi" w:hAnsiTheme="majorHAnsi" w:cstheme="majorHAnsi"/>
+                <w:b/>
+              </w:rPr>
+            </w:pPr>
+            <w:r>
+              <w:rPr>
+                <w:rFonts w:eastAsia="Calibri" w:asciiTheme="majorHAnsi" w:hAnsiTheme="majorHAnsi" w:cstheme="majorHAnsi"/>
+                <w:b/>
+              </w:rPr>
+              <w:t>Comentario respuesta incorrecta</w:t>
+            </w:r>
+          </w:p>
+        </w:tc>
+        <w:tc>
+          <w:tcPr>
+            <w:tcW w:w="7620" w:type="dxa"/>
+            <w:gridSpan w:val="2"/>
+            <w:shd w:val="clear" w:color="auto" w:fill="FFFFFF" w:themeFill="background1"/>
+            <w:tcMar/>
+          </w:tcPr>
+          <w:p>
+            <w:pPr>
+              <w:rPr>
+                <w:rFonts w:eastAsia="Calibri" w:asciiTheme="majorHAnsi" w:hAnsiTheme="majorHAnsi" w:cstheme="majorHAnsi"/>
+                <w:bCs/>
+              </w:rPr>
+            </w:pPr>
+            <w:r>
+              <w:rPr>
+                <w:rFonts w:eastAsia="Calibri" w:asciiTheme="majorHAnsi" w:hAnsiTheme="majorHAnsi" w:cstheme="majorHAnsi"/>
+              </w:rPr>
+              <w:t>Revise nuevamente el contenido del componente formativo.</w:t>
+            </w:r>
+          </w:p>
+        </w:tc>
+      </w:tr>
+      <w:tr>
+        <w:trPr>
+          <w:trHeight w:val="220"/>
+        </w:trPr>
+        <w:tc>
+          <w:tcPr>
+            <w:tcW w:w="2534" w:type="dxa"/>
+            <w:gridSpan w:val="2"/>
+            <w:shd w:val="clear" w:color="auto" w:fill="FBE5D5"/>
+            <w:tcMar/>
+          </w:tcPr>
+          <w:p>
+            <w:pPr>
+              <w:rPr>
+                <w:rFonts w:eastAsia="Calibri" w:asciiTheme="majorHAnsi" w:hAnsiTheme="majorHAnsi" w:cstheme="majorHAnsi"/>
+                <w:b/>
+              </w:rPr>
+            </w:pPr>
+            <w:r>
+              <w:rPr>
+                <w:rFonts w:eastAsia="Calibri" w:asciiTheme="majorHAnsi" w:hAnsiTheme="majorHAnsi" w:cstheme="majorHAnsi"/>
+                <w:b/>
+              </w:rPr>
+              <w:t>Pregunta 14</w:t>
+            </w:r>
+          </w:p>
+        </w:tc>
+        <w:tc>
+          <w:tcPr>
+            <w:tcW w:w="7620" w:type="dxa"/>
+            <w:gridSpan w:val="2"/>
+            <w:shd w:val="clear" w:color="auto" w:fill="FBE5D5"/>
+            <w:tcMar/>
           </w:tcPr>
           <w:p>
             <w:pPr>
@@ -4468,7 +5189,25 @@
                 <w:b/>
                 <w:bCs/>
               </w:rPr>
-              <w:t>La partida doble establece que por cada débito debe existir un crédito del mismo valor.</w:t>
+              <w:t xml:space="preserve">Las cuentas de naturaleza débito, como los activos, aumentan cuando se registran en </w:t>
+            </w:r>
+            <w:proofErr w:type="spellStart"/>
+            <w:r>
+              <w:rPr>
+                <w:rFonts w:asciiTheme="majorHAnsi" w:hAnsiTheme="majorHAnsi" w:cstheme="majorHAnsi"/>
+                <w:b/>
+                <w:bCs/>
+              </w:rPr>
+              <w:t>el</w:t>
+            </w:r>
+            <w:proofErr w:type="spellEnd"/>
+            <w:r>
+              <w:rPr>
+                <w:rFonts w:asciiTheme="majorHAnsi" w:hAnsiTheme="majorHAnsi" w:cstheme="majorHAnsi"/>
+                <w:b/>
+                <w:bCs/>
+              </w:rPr>
+              <w:t xml:space="preserve"> debe.</w:t>
             </w:r>
           </w:p>
           <w:p>
@@ -4487,572 +5226,7 @@
         <w:tc>
           <w:tcPr>
             <w:tcW w:w="1267" w:type="dxa"/>
-          </w:tcPr>
-          <w:p>
-            <w:pPr>
-              <w:rPr>
-                <w:rFonts w:eastAsia="Calibri" w:asciiTheme="majorHAnsi" w:hAnsiTheme="majorHAnsi" w:cstheme="majorHAnsi"/>
-                <w:b/>
-              </w:rPr>
-            </w:pPr>
-            <w:r>
-              <w:rPr>
-                <w:rFonts w:eastAsia="Calibri" w:asciiTheme="majorHAnsi" w:hAnsiTheme="majorHAnsi" w:cstheme="majorHAnsi"/>
-                <w:b/>
-              </w:rPr>
-              <w:t>Opción a)</w:t>
-            </w:r>
-          </w:p>
-        </w:tc>
-        <w:tc>
-          <w:tcPr>
-            <w:tcW w:w="6727" w:type="dxa"/>
-            <w:gridSpan w:val="2"/>
-            <w:shd w:val="clear" w:color="auto" w:fill="FFFFFF"/>
-          </w:tcPr>
-          <w:p>
-            <w:pPr>
-              <w:rPr>
-                <w:rFonts w:eastAsia="Calibri" w:asciiTheme="majorHAnsi" w:hAnsiTheme="majorHAnsi" w:cstheme="majorHAnsi"/>
-              </w:rPr>
-            </w:pPr>
-            <w:r>
-              <w:rPr>
-                <w:rFonts w:eastAsia="Calibri" w:asciiTheme="majorHAnsi" w:hAnsiTheme="majorHAnsi" w:cstheme="majorHAnsi"/>
-              </w:rPr>
-              <w:t>Verdadero</w:t>
-            </w:r>
-          </w:p>
-        </w:tc>
-        <w:tc>
-          <w:tcPr>
-            <w:tcW w:w="2160" w:type="dxa"/>
-            <w:shd w:val="clear" w:color="auto" w:fill="FFFFFF"/>
-          </w:tcPr>
-          <w:p>
-            <w:pPr>
-              <w:widowControl w:val="0"/>
-              <w:rPr>
-                <w:rFonts w:eastAsia="Calibri" w:asciiTheme="majorHAnsi" w:hAnsiTheme="majorHAnsi" w:cstheme="majorHAnsi"/>
-              </w:rPr>
-            </w:pPr>
-            <w:r>
-              <w:rPr>
-                <w:rFonts w:eastAsia="Calibri" w:asciiTheme="majorHAnsi" w:hAnsiTheme="majorHAnsi" w:cstheme="majorHAnsi"/>
-              </w:rPr>
-              <w:t>x</w:t>
-            </w:r>
-          </w:p>
-        </w:tc>
-      </w:tr>
-      <w:tr>
-        <w:trPr>
-          <w:trHeight w:val="220"/>
-        </w:trPr>
-        <w:tc>
-          <w:tcPr>
-            <w:tcW w:w="1267" w:type="dxa"/>
-          </w:tcPr>
-          <w:p>
-            <w:pPr>
-              <w:rPr>
-                <w:rFonts w:eastAsia="Calibri" w:asciiTheme="majorHAnsi" w:hAnsiTheme="majorHAnsi" w:cstheme="majorHAnsi"/>
-                <w:b/>
-              </w:rPr>
-            </w:pPr>
-            <w:r>
-              <w:rPr>
-                <w:rFonts w:eastAsia="Calibri" w:asciiTheme="majorHAnsi" w:hAnsiTheme="majorHAnsi" w:cstheme="majorHAnsi"/>
-                <w:b/>
-              </w:rPr>
-              <w:t>Opción b)</w:t>
-            </w:r>
-          </w:p>
-        </w:tc>
-        <w:tc>
-          <w:tcPr>
-            <w:tcW w:w="6727" w:type="dxa"/>
-            <w:gridSpan w:val="2"/>
-            <w:shd w:val="clear" w:color="auto" w:fill="FFFFFF"/>
-          </w:tcPr>
-          <w:p>
-            <w:pPr>
-              <w:rPr>
-                <w:rFonts w:eastAsia="Calibri" w:asciiTheme="majorHAnsi" w:hAnsiTheme="majorHAnsi" w:cstheme="majorHAnsi"/>
-              </w:rPr>
-            </w:pPr>
-            <w:r>
-              <w:rPr>
-                <w:rFonts w:eastAsia="Calibri" w:asciiTheme="majorHAnsi" w:hAnsiTheme="majorHAnsi" w:cstheme="majorHAnsi"/>
-              </w:rPr>
-              <w:t>Falso</w:t>
-            </w:r>
-          </w:p>
-        </w:tc>
-        <w:tc>
-          <w:tcPr>
-            <w:tcW w:w="2160" w:type="dxa"/>
-            <w:shd w:val="clear" w:color="auto" w:fill="FFFFFF"/>
-          </w:tcPr>
-          <w:p>
-            <w:pPr>
-              <w:widowControl w:val="0"/>
-              <w:rPr>
-                <w:rFonts w:eastAsia="Calibri" w:asciiTheme="majorHAnsi" w:hAnsiTheme="majorHAnsi" w:cstheme="majorHAnsi"/>
-              </w:rPr>
-            </w:pPr>
-          </w:p>
-        </w:tc>
-      </w:tr>
-      <w:tr>
-        <w:trPr>
-          <w:trHeight w:val="220"/>
-        </w:trPr>
-        <w:tc>
-          <w:tcPr>
-            <w:tcW w:w="2534" w:type="dxa"/>
-            <w:gridSpan w:val="2"/>
-          </w:tcPr>
-          <w:p>
-            <w:pPr>
-              <w:rPr>
-                <w:rFonts w:eastAsia="Calibri" w:asciiTheme="majorHAnsi" w:hAnsiTheme="majorHAnsi" w:cstheme="majorHAnsi"/>
-                <w:b/>
-              </w:rPr>
-            </w:pPr>
-            <w:r>
-              <w:rPr>
-                <w:rFonts w:eastAsia="Calibri" w:asciiTheme="majorHAnsi" w:hAnsiTheme="majorHAnsi" w:cstheme="majorHAnsi"/>
-                <w:b/>
-              </w:rPr>
-              <w:t>Comentario respuesta correcta</w:t>
-            </w:r>
-          </w:p>
-        </w:tc>
-        <w:tc>
-          <w:tcPr>
-            <w:tcW w:w="7620" w:type="dxa"/>
-            <w:gridSpan w:val="2"/>
-            <w:shd w:val="clear" w:color="auto" w:fill="FFFFFF"/>
-          </w:tcPr>
-          <w:p>
-            <w:pPr>
-              <w:rPr>
-                <w:rFonts w:eastAsia="Calibri" w:asciiTheme="majorHAnsi" w:hAnsiTheme="majorHAnsi" w:cstheme="majorHAnsi"/>
-                <w:bCs/>
-              </w:rPr>
-            </w:pPr>
-            <w:r>
-              <w:rPr>
-                <w:rFonts w:eastAsia="Calibri" w:asciiTheme="majorHAnsi" w:hAnsiTheme="majorHAnsi" w:cstheme="majorHAnsi"/>
-              </w:rPr>
-              <w:t>¡Excelente trabajo! Se evidencia un adecuado dominio de los conceptos clave sobre la importancia de la contabilidad, la clasificación de las empresas, el desarrollo del ciclo contable y la aplicación del Plan Único de Cuentas como herramienta normativa en Colombia.</w:t>
-            </w:r>
-          </w:p>
-        </w:tc>
-      </w:tr>
-      <w:tr>
-        <w:trPr>
-          <w:trHeight w:val="220"/>
-        </w:trPr>
-        <w:tc>
-          <w:tcPr>
-            <w:tcW w:w="2534" w:type="dxa"/>
-            <w:gridSpan w:val="2"/>
-            <w:shd w:val="clear" w:color="auto" w:fill="FBE5D5"/>
-          </w:tcPr>
-          <w:p>
-            <w:pPr>
-              <w:rPr>
-                <w:rFonts w:eastAsia="Calibri" w:asciiTheme="majorHAnsi" w:hAnsiTheme="majorHAnsi" w:cstheme="majorHAnsi"/>
-                <w:b/>
-              </w:rPr>
-            </w:pPr>
-            <w:r>
-              <w:rPr>
-                <w:rFonts w:eastAsia="Calibri" w:asciiTheme="majorHAnsi" w:hAnsiTheme="majorHAnsi" w:cstheme="majorHAnsi"/>
-                <w:b/>
-              </w:rPr>
-              <w:t>Comentario respuesta incorrecta</w:t>
-            </w:r>
-          </w:p>
-        </w:tc>
-        <w:tc>
-          <w:tcPr>
-            <w:tcW w:w="7620" w:type="dxa"/>
-            <w:gridSpan w:val="2"/>
-            <w:shd w:val="clear" w:color="auto" w:fill="FFFFFF"/>
-          </w:tcPr>
-          <w:p>
-            <w:pPr>
-              <w:rPr>
-                <w:rFonts w:eastAsia="Calibri" w:asciiTheme="majorHAnsi" w:hAnsiTheme="majorHAnsi" w:cstheme="majorHAnsi"/>
-                <w:bCs/>
-              </w:rPr>
-            </w:pPr>
-            <w:r>
-              <w:rPr>
-                <w:rFonts w:eastAsia="Calibri" w:asciiTheme="majorHAnsi" w:hAnsiTheme="majorHAnsi" w:cstheme="majorHAnsi"/>
-              </w:rPr>
-              <w:t>Revise nuevamente el contenido del componente formativo.</w:t>
-            </w:r>
-          </w:p>
-        </w:tc>
-      </w:tr>
-      <w:tr>
-        <w:trPr>
-          <w:trHeight w:val="220"/>
-        </w:trPr>
-        <w:tc>
-          <w:tcPr>
-            <w:tcW w:w="2534" w:type="dxa"/>
-            <w:gridSpan w:val="2"/>
-            <w:shd w:val="clear" w:color="auto" w:fill="FBE5D5"/>
-          </w:tcPr>
-          <w:p>
-            <w:pPr>
-              <w:rPr>
-                <w:rFonts w:eastAsia="Calibri" w:asciiTheme="majorHAnsi" w:hAnsiTheme="majorHAnsi" w:cstheme="majorHAnsi"/>
-                <w:b/>
-              </w:rPr>
-            </w:pPr>
-            <w:r>
-              <w:rPr>
-                <w:rFonts w:eastAsia="Calibri" w:asciiTheme="majorHAnsi" w:hAnsiTheme="majorHAnsi" w:cstheme="majorHAnsi"/>
-                <w:b/>
-              </w:rPr>
-              <w:t>Pregunta 13</w:t>
-            </w:r>
-          </w:p>
-        </w:tc>
-        <w:tc>
-          <w:tcPr>
-            <w:tcW w:w="7620" w:type="dxa"/>
-            <w:gridSpan w:val="2"/>
-            <w:shd w:val="clear" w:color="auto" w:fill="FBE5D5"/>
-          </w:tcPr>
-          <w:p>
-            <w:pPr>
-              <w:rPr>
-                <w:rFonts w:eastAsia="Calibri" w:asciiTheme="majorHAnsi" w:hAnsiTheme="majorHAnsi" w:cstheme="majorHAnsi"/>
-                <w:b/>
-                <w:bCs/>
-              </w:rPr>
-            </w:pPr>
-            <w:r>
-              <w:rPr>
-                <w:rFonts w:asciiTheme="majorHAnsi" w:hAnsiTheme="majorHAnsi" w:cstheme="majorHAnsi"/>
-                <w:b/>
-                <w:bCs/>
-              </w:rPr>
-              <w:t>En una cuenta T, el lado izquierdo corresponde al crédito y el lado derecho al débito.</w:t>
-            </w:r>
-          </w:p>
-        </w:tc>
-      </w:tr>
-      <w:tr>
-        <w:trPr>
-          <w:trHeight w:val="220"/>
-        </w:trPr>
-        <w:tc>
-          <w:tcPr>
-            <w:tcW w:w="1267" w:type="dxa"/>
-          </w:tcPr>
-          <w:p>
-            <w:pPr>
-              <w:rPr>
-                <w:rFonts w:eastAsia="Calibri" w:asciiTheme="majorHAnsi" w:hAnsiTheme="majorHAnsi" w:cstheme="majorHAnsi"/>
-                <w:b/>
-              </w:rPr>
-            </w:pPr>
-            <w:r>
-              <w:rPr>
-                <w:rFonts w:eastAsia="Calibri" w:asciiTheme="majorHAnsi" w:hAnsiTheme="majorHAnsi" w:cstheme="majorHAnsi"/>
-                <w:b/>
-              </w:rPr>
-              <w:t>Opción a)</w:t>
-            </w:r>
-          </w:p>
-        </w:tc>
-        <w:tc>
-          <w:tcPr>
-            <w:tcW w:w="6727" w:type="dxa"/>
-            <w:gridSpan w:val="2"/>
-            <w:shd w:val="clear" w:color="auto" w:fill="FFFFFF"/>
-          </w:tcPr>
-          <w:p>
-            <w:pPr>
-              <w:rPr>
-                <w:rFonts w:eastAsia="Calibri" w:asciiTheme="majorHAnsi" w:hAnsiTheme="majorHAnsi" w:cstheme="majorHAnsi"/>
-              </w:rPr>
-            </w:pPr>
-            <w:r>
-              <w:rPr>
-                <w:rFonts w:eastAsia="Calibri" w:asciiTheme="majorHAnsi" w:hAnsiTheme="majorHAnsi" w:cstheme="majorHAnsi"/>
-              </w:rPr>
-              <w:t>Verdadero</w:t>
-            </w:r>
-          </w:p>
-        </w:tc>
-        <w:tc>
-          <w:tcPr>
-            <w:tcW w:w="2160" w:type="dxa"/>
-            <w:shd w:val="clear" w:color="auto" w:fill="FFFFFF"/>
-          </w:tcPr>
-          <w:p>
-            <w:pPr>
-              <w:widowControl w:val="0"/>
-              <w:rPr>
-                <w:rFonts w:eastAsia="Calibri" w:asciiTheme="majorHAnsi" w:hAnsiTheme="majorHAnsi" w:cstheme="majorHAnsi"/>
-              </w:rPr>
-            </w:pPr>
-          </w:p>
-        </w:tc>
-      </w:tr>
-      <w:tr>
-        <w:trPr>
-          <w:trHeight w:val="220"/>
-        </w:trPr>
-        <w:tc>
-          <w:tcPr>
-            <w:tcW w:w="1267" w:type="dxa"/>
-          </w:tcPr>
-          <w:p>
-            <w:pPr>
-              <w:rPr>
-                <w:rFonts w:eastAsia="Calibri" w:asciiTheme="majorHAnsi" w:hAnsiTheme="majorHAnsi" w:cstheme="majorHAnsi"/>
-                <w:b/>
-              </w:rPr>
-            </w:pPr>
-            <w:r>
-              <w:rPr>
-                <w:rFonts w:eastAsia="Calibri" w:asciiTheme="majorHAnsi" w:hAnsiTheme="majorHAnsi" w:cstheme="majorHAnsi"/>
-                <w:b/>
-              </w:rPr>
-              <w:t>Opción b)</w:t>
-            </w:r>
-          </w:p>
-        </w:tc>
-        <w:tc>
-          <w:tcPr>
-            <w:tcW w:w="6727" w:type="dxa"/>
-            <w:gridSpan w:val="2"/>
-            <w:shd w:val="clear" w:color="auto" w:fill="FFFFFF"/>
-          </w:tcPr>
-          <w:p>
-            <w:pPr>
-              <w:rPr>
-                <w:rFonts w:eastAsia="Calibri" w:asciiTheme="majorHAnsi" w:hAnsiTheme="majorHAnsi" w:cstheme="majorHAnsi"/>
-              </w:rPr>
-            </w:pPr>
-            <w:r>
-              <w:rPr>
-                <w:rFonts w:eastAsia="Calibri" w:asciiTheme="majorHAnsi" w:hAnsiTheme="majorHAnsi" w:cstheme="majorHAnsi"/>
-              </w:rPr>
-              <w:t>Falso</w:t>
-            </w:r>
-          </w:p>
-        </w:tc>
-        <w:tc>
-          <w:tcPr>
-            <w:tcW w:w="2160" w:type="dxa"/>
-            <w:shd w:val="clear" w:color="auto" w:fill="FFFFFF"/>
-          </w:tcPr>
-          <w:p>
-            <w:pPr>
-              <w:widowControl w:val="0"/>
-              <w:rPr>
-                <w:rFonts w:eastAsia="Calibri" w:asciiTheme="majorHAnsi" w:hAnsiTheme="majorHAnsi" w:cstheme="majorHAnsi"/>
-              </w:rPr>
-            </w:pPr>
-            <w:r>
-              <w:rPr>
-                <w:rFonts w:eastAsia="Calibri" w:asciiTheme="majorHAnsi" w:hAnsiTheme="majorHAnsi" w:cstheme="majorHAnsi"/>
-              </w:rPr>
-              <w:t>x</w:t>
-            </w:r>
-          </w:p>
-        </w:tc>
-      </w:tr>
-      <w:tr>
-        <w:trPr>
-          <w:trHeight w:val="220"/>
-        </w:trPr>
-        <w:tc>
-          <w:tcPr>
-            <w:tcW w:w="2534" w:type="dxa"/>
-            <w:gridSpan w:val="2"/>
-            <w:shd w:val="clear" w:color="auto" w:fill="FBE5D5"/>
-          </w:tcPr>
-          <w:p>
-            <w:pPr>
-              <w:rPr>
-                <w:rFonts w:eastAsia="Calibri" w:asciiTheme="majorHAnsi" w:hAnsiTheme="majorHAnsi" w:cstheme="majorHAnsi"/>
-                <w:b/>
-              </w:rPr>
-            </w:pPr>
-            <w:r>
-              <w:rPr>
-                <w:rFonts w:eastAsia="Calibri" w:asciiTheme="majorHAnsi" w:hAnsiTheme="majorHAnsi" w:cstheme="majorHAnsi"/>
-                <w:b/>
-              </w:rPr>
-              <w:t>Comentario respuesta correcta</w:t>
-            </w:r>
-          </w:p>
-        </w:tc>
-        <w:tc>
-          <w:tcPr>
-            <w:tcW w:w="7620" w:type="dxa"/>
-            <w:gridSpan w:val="2"/>
-            <w:shd w:val="clear" w:color="auto" w:fill="FFFFFF"/>
-          </w:tcPr>
-          <w:p>
-            <w:pPr>
-              <w:rPr>
-                <w:rFonts w:eastAsia="Calibri" w:asciiTheme="majorHAnsi" w:hAnsiTheme="majorHAnsi" w:cstheme="majorHAnsi"/>
-                <w:bCs/>
-              </w:rPr>
-            </w:pPr>
-            <w:r>
-              <w:rPr>
-                <w:rFonts w:eastAsia="Calibri" w:asciiTheme="majorHAnsi" w:hAnsiTheme="majorHAnsi" w:cstheme="majorHAnsi"/>
-              </w:rPr>
-              <w:t>¡Excelente trabajo! Se evidencia un adecuado dominio de los conceptos clave sobre la importancia de la contabilidad, la clasificación de las empresas, el desarrollo del ciclo contable y la aplicación del Plan Único de Cuentas como herramienta normativa en Colombia.</w:t>
-            </w:r>
-          </w:p>
-        </w:tc>
-      </w:tr>
-      <w:tr>
-        <w:trPr>
-          <w:trHeight w:val="220"/>
-        </w:trPr>
-        <w:tc>
-          <w:tcPr>
-            <w:tcW w:w="2534" w:type="dxa"/>
-            <w:gridSpan w:val="2"/>
-            <w:shd w:val="clear" w:color="auto" w:fill="FBE5D5"/>
-          </w:tcPr>
-          <w:p>
-            <w:pPr>
-              <w:rPr>
-                <w:rFonts w:eastAsia="Calibri" w:asciiTheme="majorHAnsi" w:hAnsiTheme="majorHAnsi" w:cstheme="majorHAnsi"/>
-                <w:b/>
-              </w:rPr>
-            </w:pPr>
-            <w:r>
-              <w:rPr>
-                <w:rFonts w:eastAsia="Calibri" w:asciiTheme="majorHAnsi" w:hAnsiTheme="majorHAnsi" w:cstheme="majorHAnsi"/>
-                <w:b/>
-              </w:rPr>
-              <w:t>Comentario respuesta incorrecta</w:t>
-            </w:r>
-          </w:p>
-        </w:tc>
-        <w:tc>
-          <w:tcPr>
-            <w:tcW w:w="7620" w:type="dxa"/>
-            <w:gridSpan w:val="2"/>
-            <w:shd w:val="clear" w:color="auto" w:fill="FFFFFF"/>
-          </w:tcPr>
-          <w:p>
-            <w:pPr>
-              <w:rPr>
-                <w:rFonts w:eastAsia="Calibri" w:asciiTheme="majorHAnsi" w:hAnsiTheme="majorHAnsi" w:cstheme="majorHAnsi"/>
-                <w:bCs/>
-              </w:rPr>
-            </w:pPr>
-            <w:r>
-              <w:rPr>
-                <w:rFonts w:eastAsia="Calibri" w:asciiTheme="majorHAnsi" w:hAnsiTheme="majorHAnsi" w:cstheme="majorHAnsi"/>
-              </w:rPr>
-              <w:t>Revise nuevamente el contenido del componente formativo.</w:t>
-            </w:r>
-          </w:p>
-        </w:tc>
-      </w:tr>
-      <w:tr>
-        <w:trPr>
-          <w:trHeight w:val="220"/>
-        </w:trPr>
-        <w:tc>
-          <w:tcPr>
-            <w:tcW w:w="2534" w:type="dxa"/>
-            <w:gridSpan w:val="2"/>
-            <w:shd w:val="clear" w:color="auto" w:fill="FBE5D5"/>
-          </w:tcPr>
-          <w:p>
-            <w:pPr>
-              <w:rPr>
-                <w:rFonts w:eastAsia="Calibri" w:asciiTheme="majorHAnsi" w:hAnsiTheme="majorHAnsi" w:cstheme="majorHAnsi"/>
-                <w:b/>
-              </w:rPr>
-            </w:pPr>
-            <w:r>
-              <w:rPr>
-                <w:rFonts w:eastAsia="Calibri" w:asciiTheme="majorHAnsi" w:hAnsiTheme="majorHAnsi" w:cstheme="majorHAnsi"/>
-                <w:b/>
-              </w:rPr>
-              <w:t>Pregunta 14</w:t>
-            </w:r>
-          </w:p>
-        </w:tc>
-        <w:tc>
-          <w:tcPr>
-            <w:tcW w:w="7620" w:type="dxa"/>
-            <w:gridSpan w:val="2"/>
-            <w:shd w:val="clear" w:color="auto" w:fill="FBE5D5"/>
-          </w:tcPr>
-          <w:p>
-            <w:pPr>
-              <w:rPr>
-                <w:rFonts w:asciiTheme="majorHAnsi" w:hAnsiTheme="majorHAnsi" w:cstheme="majorHAnsi"/>
-                <w:b/>
-                <w:bCs/>
-              </w:rPr>
-            </w:pPr>
-            <w:r>
-              <w:rPr>
-                <w:rFonts w:asciiTheme="majorHAnsi" w:hAnsiTheme="majorHAnsi" w:cstheme="majorHAnsi"/>
-                <w:b/>
-                <w:bCs/>
-              </w:rPr>
-              <w:t xml:space="preserve">Las cuentas de naturaleza débito, como los activos, aumentan cuando se registran en </w:t>
-            </w:r>
-            <w:proofErr w:type="spellStart"/>
-            <w:r>
-              <w:rPr>
-                <w:rFonts w:asciiTheme="majorHAnsi" w:hAnsiTheme="majorHAnsi" w:cstheme="majorHAnsi"/>
-                <w:b/>
-                <w:bCs/>
-              </w:rPr>
-              <w:t>el</w:t>
-            </w:r>
-            <w:proofErr w:type="spellEnd"/>
-            <w:r>
-              <w:rPr>
-                <w:rFonts w:asciiTheme="majorHAnsi" w:hAnsiTheme="majorHAnsi" w:cstheme="majorHAnsi"/>
-                <w:b/>
-                <w:bCs/>
-              </w:rPr>
-              <w:t xml:space="preserve"> debe.</w:t>
-            </w:r>
-          </w:p>
-          <w:p>
-            <w:pPr>
-              <w:rPr>
-                <w:rFonts w:eastAsia="Calibri" w:asciiTheme="majorHAnsi" w:hAnsiTheme="majorHAnsi" w:cstheme="majorHAnsi"/>
-              </w:rPr>
-            </w:pPr>
-          </w:p>
-        </w:tc>
-      </w:tr>
-      <w:tr>
-        <w:trPr>
-          <w:trHeight w:val="220"/>
-        </w:trPr>
-        <w:tc>
-          <w:tcPr>
-            <w:tcW w:w="1267" w:type="dxa"/>
+            <w:tcMar/>
           </w:tcPr>
           <w:p>
             <w:pPr>
@@ -5075,7 +5249,8 @@
           <w:tcPr>
             <w:tcW w:w="6727" w:type="dxa"/>
             <w:gridSpan w:val="2"/>
-            <w:shd w:val="clear" w:color="auto" w:fill="FFFFFF"/>
+            <w:shd w:val="clear" w:color="auto" w:fill="FFFFFF" w:themeFill="background1"/>
+            <w:tcMar/>
           </w:tcPr>
           <w:p>
             <w:pPr>
@@ -5094,7 +5269,8 @@
         <w:tc>
           <w:tcPr>
             <w:tcW w:w="2160" w:type="dxa"/>
-            <w:shd w:val="clear" w:color="auto" w:fill="FFFFFF"/>
+            <w:shd w:val="clear" w:color="auto" w:fill="FFFFFF" w:themeFill="background1"/>
+            <w:tcMar/>
           </w:tcPr>
           <w:p>
             <w:pPr>
@@ -5119,6 +5295,7 @@
         <w:tc>
           <w:tcPr>
             <w:tcW w:w="1267" w:type="dxa"/>
+            <w:tcMar/>
           </w:tcPr>
           <w:p>
             <w:pPr>
@@ -5140,7 +5317,8 @@
           <w:tcPr>
             <w:tcW w:w="6727" w:type="dxa"/>
             <w:gridSpan w:val="2"/>
-            <w:shd w:val="clear" w:color="auto" w:fill="FFFFFF"/>
+            <w:shd w:val="clear" w:color="auto" w:fill="FFFFFF" w:themeFill="background1"/>
+            <w:tcMar/>
           </w:tcPr>
           <w:p>
             <w:pPr>
@@ -5159,7 +5337,8 @@
         <w:tc>
           <w:tcPr>
             <w:tcW w:w="2160" w:type="dxa"/>
-            <w:shd w:val="clear" w:color="auto" w:fill="FFFFFF"/>
+            <w:shd w:val="clear" w:color="auto" w:fill="FFFFFF" w:themeFill="background1"/>
+            <w:tcMar/>
           </w:tcPr>
           <w:p>
             <w:pPr>
@@ -5180,6 +5359,7 @@
             <w:tcW w:w="2534" w:type="dxa"/>
             <w:gridSpan w:val="2"/>
             <w:shd w:val="clear" w:color="auto" w:fill="FBE5D5"/>
+            <w:tcMar/>
           </w:tcPr>
           <w:p>
             <w:pPr>
@@ -5201,7 +5381,8 @@
           <w:tcPr>
             <w:tcW w:w="7620" w:type="dxa"/>
             <w:gridSpan w:val="2"/>
-            <w:shd w:val="clear" w:color="auto" w:fill="FFFFFF"/>
+            <w:shd w:val="clear" w:color="auto" w:fill="FFFFFF" w:themeFill="background1"/>
+            <w:tcMar/>
           </w:tcPr>
           <w:p>
             <w:pPr>
@@ -5228,6 +5409,7 @@
             <w:tcW w:w="2534" w:type="dxa"/>
             <w:gridSpan w:val="2"/>
             <w:shd w:val="clear" w:color="auto" w:fill="FBE5D5"/>
+            <w:tcMar/>
           </w:tcPr>
           <w:p>
             <w:pPr>
@@ -5249,7 +5431,8 @@
           <w:tcPr>
             <w:tcW w:w="7620" w:type="dxa"/>
             <w:gridSpan w:val="2"/>
-            <w:shd w:val="clear" w:color="auto" w:fill="FFFFFF"/>
+            <w:shd w:val="clear" w:color="auto" w:fill="FFFFFF" w:themeFill="background1"/>
+            <w:tcMar/>
           </w:tcPr>
           <w:p>
             <w:pPr>
@@ -5276,6 +5459,7 @@
             <w:tcW w:w="2534" w:type="dxa"/>
             <w:gridSpan w:val="2"/>
             <w:shd w:val="clear" w:color="auto" w:fill="FBE5D5"/>
+            <w:tcMar/>
           </w:tcPr>
           <w:p>
             <w:pPr>
@@ -5298,6 +5482,7 @@
             <w:tcW w:w="7620" w:type="dxa"/>
             <w:gridSpan w:val="2"/>
             <w:shd w:val="clear" w:color="auto" w:fill="FBE5D5"/>
+            <w:tcMar/>
           </w:tcPr>
           <w:p>
             <w:pPr>
@@ -5325,6 +5510,7 @@
         <w:tc>
           <w:tcPr>
             <w:tcW w:w="1267" w:type="dxa"/>
+            <w:tcMar/>
           </w:tcPr>
           <w:p>
             <w:pPr>
@@ -5346,7 +5532,8 @@
           <w:tcPr>
             <w:tcW w:w="6727" w:type="dxa"/>
             <w:gridSpan w:val="2"/>
-            <w:shd w:val="clear" w:color="auto" w:fill="FFFFFF"/>
+            <w:shd w:val="clear" w:color="auto" w:fill="FFFFFF" w:themeFill="background1"/>
+            <w:tcMar/>
           </w:tcPr>
           <w:p>
             <w:pPr>
@@ -5365,7 +5552,8 @@
         <w:tc>
           <w:tcPr>
             <w:tcW w:w="2160" w:type="dxa"/>
-            <w:shd w:val="clear" w:color="auto" w:fill="FFFFFF"/>
+            <w:shd w:val="clear" w:color="auto" w:fill="FFFFFF" w:themeFill="background1"/>
+            <w:tcMar/>
           </w:tcPr>
           <w:p>
             <w:pPr>
@@ -5390,6 +5578,7 @@
         <w:tc>
           <w:tcPr>
             <w:tcW w:w="1267" w:type="dxa"/>
+            <w:tcMar/>
           </w:tcPr>
           <w:p>
             <w:pPr>
@@ -5411,7 +5600,8 @@
           <w:tcPr>
             <w:tcW w:w="6727" w:type="dxa"/>
             <w:gridSpan w:val="2"/>
-            <w:shd w:val="clear" w:color="auto" w:fill="FFFFFF"/>
+            <w:shd w:val="clear" w:color="auto" w:fill="FFFFFF" w:themeFill="background1"/>
+            <w:tcMar/>
           </w:tcPr>
           <w:p>
             <w:pPr>
@@ -5430,7 +5620,8 @@
         <w:tc>
           <w:tcPr>
             <w:tcW w:w="2160" w:type="dxa"/>
-            <w:shd w:val="clear" w:color="auto" w:fill="FFFFFF"/>
+            <w:shd w:val="clear" w:color="auto" w:fill="FFFFFF" w:themeFill="background1"/>
+            <w:tcMar/>
           </w:tcPr>
           <w:p>
             <w:pPr>
@@ -5451,6 +5642,7 @@
             <w:tcW w:w="2534" w:type="dxa"/>
             <w:gridSpan w:val="2"/>
             <w:shd w:val="clear" w:color="auto" w:fill="FBE5D5"/>
+            <w:tcMar/>
           </w:tcPr>
           <w:p>
             <w:pPr>
@@ -5472,7 +5664,8 @@
           <w:tcPr>
             <w:tcW w:w="7620" w:type="dxa"/>
             <w:gridSpan w:val="2"/>
-            <w:shd w:val="clear" w:color="auto" w:fill="FFFFFF"/>
+            <w:shd w:val="clear" w:color="auto" w:fill="FFFFFF" w:themeFill="background1"/>
+            <w:tcMar/>
           </w:tcPr>
           <w:p>
             <w:pPr>
@@ -5499,6 +5692,7 @@
             <w:tcW w:w="2534" w:type="dxa"/>
             <w:gridSpan w:val="2"/>
             <w:shd w:val="clear" w:color="auto" w:fill="FBE5D5"/>
+            <w:tcMar/>
           </w:tcPr>
           <w:p>
             <w:pPr>
@@ -5520,7 +5714,8 @@
           <w:tcPr>
             <w:tcW w:w="7620" w:type="dxa"/>
             <w:gridSpan w:val="2"/>
-            <w:shd w:val="clear" w:color="auto" w:fill="FFFFFF"/>
+            <w:shd w:val="clear" w:color="auto" w:fill="FFFFFF" w:themeFill="background1"/>
+            <w:tcMar/>
           </w:tcPr>
           <w:p>
             <w:pPr>
@@ -5547,6 +5742,7 @@
             <w:tcW w:w="2534" w:type="dxa"/>
             <w:gridSpan w:val="2"/>
             <w:shd w:val="clear" w:color="auto" w:fill="FBE5D5"/>
+            <w:tcMar/>
           </w:tcPr>
           <w:p>
             <w:pPr>
@@ -5576,6 +5772,7 @@
             <w:tcW w:w="7620" w:type="dxa"/>
             <w:gridSpan w:val="2"/>
             <w:shd w:val="clear" w:color="auto" w:fill="FBE5D5"/>
+            <w:tcMar/>
           </w:tcPr>
           <w:p>
             <w:pPr>
@@ -5610,6 +5807,7 @@
         <w:tc>
           <w:tcPr>
             <w:tcW w:w="1267" w:type="dxa"/>
+            <w:tcMar/>
           </w:tcPr>
           <w:p>
             <w:pPr>
@@ -5631,7 +5829,8 @@
           <w:tcPr>
             <w:tcW w:w="6727" w:type="dxa"/>
             <w:gridSpan w:val="2"/>
-            <w:shd w:val="clear" w:color="auto" w:fill="FFFFFF"/>
+            <w:shd w:val="clear" w:color="auto" w:fill="FFFFFF" w:themeFill="background1"/>
+            <w:tcMar/>
           </w:tcPr>
           <w:p>
             <w:pPr>
@@ -5650,7 +5849,8 @@
         <w:tc>
           <w:tcPr>
             <w:tcW w:w="2160" w:type="dxa"/>
-            <w:shd w:val="clear" w:color="auto" w:fill="FFFFFF"/>
+            <w:shd w:val="clear" w:color="auto" w:fill="FFFFFF" w:themeFill="background1"/>
+            <w:tcMar/>
           </w:tcPr>
           <w:p>
             <w:pPr>
@@ -5675,6 +5875,7 @@
         <w:tc>
           <w:tcPr>
             <w:tcW w:w="1267" w:type="dxa"/>
+            <w:tcMar/>
           </w:tcPr>
           <w:p>
             <w:pPr>
@@ -5696,7 +5897,8 @@
           <w:tcPr>
             <w:tcW w:w="6727" w:type="dxa"/>
             <w:gridSpan w:val="2"/>
-            <w:shd w:val="clear" w:color="auto" w:fill="FFFFFF"/>
+            <w:shd w:val="clear" w:color="auto" w:fill="FFFFFF" w:themeFill="background1"/>
+            <w:tcMar/>
           </w:tcPr>
           <w:p>
             <w:pPr>
@@ -5715,7 +5917,8 @@
         <w:tc>
           <w:tcPr>
             <w:tcW w:w="2160" w:type="dxa"/>
-            <w:shd w:val="clear" w:color="auto" w:fill="FFFFFF"/>
+            <w:shd w:val="clear" w:color="auto" w:fill="FFFFFF" w:themeFill="background1"/>
+            <w:tcMar/>
           </w:tcPr>
           <w:p>
             <w:pPr>
@@ -5736,6 +5939,7 @@
             <w:tcW w:w="2534" w:type="dxa"/>
             <w:gridSpan w:val="2"/>
             <w:shd w:val="clear" w:color="auto" w:fill="FBE5D5"/>
+            <w:tcMar/>
           </w:tcPr>
           <w:p>
             <w:pPr>
@@ -5757,7 +5961,8 @@
           <w:tcPr>
             <w:tcW w:w="7620" w:type="dxa"/>
             <w:gridSpan w:val="2"/>
-            <w:shd w:val="clear" w:color="auto" w:fill="FFFFFF"/>
+            <w:shd w:val="clear" w:color="auto" w:fill="FFFFFF" w:themeFill="background1"/>
+            <w:tcMar/>
           </w:tcPr>
           <w:p>
             <w:pPr>
@@ -5784,6 +5989,7 @@
             <w:tcW w:w="2534" w:type="dxa"/>
             <w:gridSpan w:val="2"/>
             <w:shd w:val="clear" w:color="auto" w:fill="FBE5D5"/>
+            <w:tcMar/>
           </w:tcPr>
           <w:p>
             <w:pPr>
@@ -5805,7 +6011,8 @@
           <w:tcPr>
             <w:tcW w:w="7620" w:type="dxa"/>
             <w:gridSpan w:val="2"/>
-            <w:shd w:val="clear" w:color="auto" w:fill="FFFFFF"/>
+            <w:shd w:val="clear" w:color="auto" w:fill="FFFFFF" w:themeFill="background1"/>
+            <w:tcMar/>
           </w:tcPr>
           <w:p>
             <w:pPr>
@@ -5832,6 +6039,7 @@
             <w:tcW w:w="2534" w:type="dxa"/>
             <w:gridSpan w:val="2"/>
             <w:shd w:val="clear" w:color="auto" w:fill="FBE5D5"/>
+            <w:tcMar/>
           </w:tcPr>
           <w:p>
             <w:pPr>
@@ -5854,6 +6062,7 @@
             <w:tcW w:w="7620" w:type="dxa"/>
             <w:gridSpan w:val="2"/>
             <w:shd w:val="clear" w:color="auto" w:fill="FBE5D5"/>
+            <w:tcMar/>
           </w:tcPr>
           <w:p>
             <w:pPr>
@@ -5888,6 +6097,7 @@
         <w:tc>
           <w:tcPr>
             <w:tcW w:w="1267" w:type="dxa"/>
+            <w:tcMar/>
           </w:tcPr>
           <w:p>
             <w:pPr>
@@ -5909,7 +6119,8 @@
           <w:tcPr>
             <w:tcW w:w="6727" w:type="dxa"/>
             <w:gridSpan w:val="2"/>
-            <w:shd w:val="clear" w:color="auto" w:fill="FFFFFF"/>
+            <w:shd w:val="clear" w:color="auto" w:fill="FFFFFF" w:themeFill="background1"/>
+            <w:tcMar/>
           </w:tcPr>
           <w:p>
             <w:pPr>
@@ -5928,7 +6139,8 @@
         <w:tc>
           <w:tcPr>
             <w:tcW w:w="2160" w:type="dxa"/>
-            <w:shd w:val="clear" w:color="auto" w:fill="FFFFFF"/>
+            <w:shd w:val="clear" w:color="auto" w:fill="FFFFFF" w:themeFill="background1"/>
+            <w:tcMar/>
           </w:tcPr>
           <w:p>
             <w:pPr>
@@ -5953,6 +6165,7 @@
         <w:tc>
           <w:tcPr>
             <w:tcW w:w="1267" w:type="dxa"/>
+            <w:tcMar/>
           </w:tcPr>
           <w:p>
             <w:pPr>
@@ -5974,7 +6187,8 @@
           <w:tcPr>
             <w:tcW w:w="6727" w:type="dxa"/>
             <w:gridSpan w:val="2"/>
-            <w:shd w:val="clear" w:color="auto" w:fill="FFFFFF"/>
+            <w:shd w:val="clear" w:color="auto" w:fill="FFFFFF" w:themeFill="background1"/>
+            <w:tcMar/>
           </w:tcPr>
           <w:p>
             <w:pPr>
@@ -5993,7 +6207,8 @@
         <w:tc>
           <w:tcPr>
             <w:tcW w:w="2160" w:type="dxa"/>
-            <w:shd w:val="clear" w:color="auto" w:fill="FFFFFF"/>
+            <w:shd w:val="clear" w:color="auto" w:fill="FFFFFF" w:themeFill="background1"/>
+            <w:tcMar/>
           </w:tcPr>
           <w:p>
             <w:pPr>
@@ -6014,6 +6229,7 @@
             <w:tcW w:w="2534" w:type="dxa"/>
             <w:gridSpan w:val="2"/>
             <w:shd w:val="clear" w:color="auto" w:fill="FBE5D5"/>
+            <w:tcMar/>
           </w:tcPr>
           <w:p>
             <w:pPr>
@@ -6035,7 +6251,8 @@
           <w:tcPr>
             <w:tcW w:w="7620" w:type="dxa"/>
             <w:gridSpan w:val="2"/>
-            <w:shd w:val="clear" w:color="auto" w:fill="FFFFFF"/>
+            <w:shd w:val="clear" w:color="auto" w:fill="FFFFFF" w:themeFill="background1"/>
+            <w:tcMar/>
           </w:tcPr>
           <w:p>
             <w:pPr>
@@ -6062,6 +6279,7 @@
             <w:tcW w:w="2534" w:type="dxa"/>
             <w:gridSpan w:val="2"/>
             <w:shd w:val="clear" w:color="auto" w:fill="FBE5D5"/>
+            <w:tcMar/>
           </w:tcPr>
           <w:p>
             <w:pPr>
@@ -6083,7 +6301,8 @@
           <w:tcPr>
             <w:tcW w:w="7620" w:type="dxa"/>
             <w:gridSpan w:val="2"/>
-            <w:shd w:val="clear" w:color="auto" w:fill="FFFFFF"/>
+            <w:shd w:val="clear" w:color="auto" w:fill="FFFFFF" w:themeFill="background1"/>
+            <w:tcMar/>
           </w:tcPr>
           <w:p>
             <w:pPr>
@@ -6110,6 +6329,7 @@
             <w:tcW w:w="2534" w:type="dxa"/>
             <w:gridSpan w:val="2"/>
             <w:shd w:val="clear" w:color="auto" w:fill="FBE5D5"/>
+            <w:tcMar/>
           </w:tcPr>
           <w:p>
             <w:pPr>
@@ -6124,7 +6344,8 @@
           <w:tcPr>
             <w:tcW w:w="7620" w:type="dxa"/>
             <w:gridSpan w:val="2"/>
-            <w:shd w:val="clear" w:color="auto" w:fill="FFFFFF"/>
+            <w:shd w:val="clear" w:color="auto" w:fill="FFFFFF" w:themeFill="background1"/>
+            <w:tcMar/>
           </w:tcPr>
           <w:p>
             <w:pPr>
@@ -6144,6 +6365,7 @@
             <w:tcW w:w="2534" w:type="dxa"/>
             <w:gridSpan w:val="2"/>
             <w:shd w:val="clear" w:color="auto" w:fill="FBE5D5"/>
+            <w:tcMar/>
           </w:tcPr>
           <w:p>
             <w:pPr>
@@ -6166,6 +6388,7 @@
             <w:tcW w:w="7620" w:type="dxa"/>
             <w:gridSpan w:val="2"/>
             <w:shd w:val="clear" w:color="auto" w:fill="FBE5D5"/>
+            <w:tcMar/>
           </w:tcPr>
           <w:p>
             <w:pPr>
@@ -6200,6 +6423,7 @@
         <w:tc>
           <w:tcPr>
             <w:tcW w:w="1267" w:type="dxa"/>
+            <w:tcMar/>
           </w:tcPr>
           <w:p>
             <w:pPr>
@@ -6221,7 +6445,8 @@
           <w:tcPr>
             <w:tcW w:w="6727" w:type="dxa"/>
             <w:gridSpan w:val="2"/>
-            <w:shd w:val="clear" w:color="auto" w:fill="FFFFFF"/>
+            <w:shd w:val="clear" w:color="auto" w:fill="FFFFFF" w:themeFill="background1"/>
+            <w:tcMar/>
           </w:tcPr>
           <w:p>
             <w:pPr>
@@ -6240,7 +6465,8 @@
         <w:tc>
           <w:tcPr>
             <w:tcW w:w="2160" w:type="dxa"/>
-            <w:shd w:val="clear" w:color="auto" w:fill="FFFFFF"/>
+            <w:shd w:val="clear" w:color="auto" w:fill="FFFFFF" w:themeFill="background1"/>
+            <w:tcMar/>
           </w:tcPr>
           <w:p>
             <w:pPr>
@@ -6265,6 +6491,7 @@
         <w:tc>
           <w:tcPr>
             <w:tcW w:w="1267" w:type="dxa"/>
+            <w:tcMar/>
           </w:tcPr>
           <w:p>
             <w:pPr>
@@ -6286,7 +6513,8 @@
           <w:tcPr>
             <w:tcW w:w="6727" w:type="dxa"/>
             <w:gridSpan w:val="2"/>
-            <w:shd w:val="clear" w:color="auto" w:fill="FFFFFF"/>
+            <w:shd w:val="clear" w:color="auto" w:fill="FFFFFF" w:themeFill="background1"/>
+            <w:tcMar/>
           </w:tcPr>
           <w:p>
             <w:pPr>
@@ -6305,7 +6533,8 @@
         <w:tc>
           <w:tcPr>
             <w:tcW w:w="2160" w:type="dxa"/>
-            <w:shd w:val="clear" w:color="auto" w:fill="FFFFFF"/>
+            <w:shd w:val="clear" w:color="auto" w:fill="FFFFFF" w:themeFill="background1"/>
+            <w:tcMar/>
           </w:tcPr>
           <w:p>
             <w:pPr>
@@ -6326,6 +6555,7 @@
             <w:tcW w:w="2534" w:type="dxa"/>
             <w:gridSpan w:val="2"/>
             <w:shd w:val="clear" w:color="auto" w:fill="FBE5D5"/>
+            <w:tcMar/>
           </w:tcPr>
           <w:p>
             <w:pPr>
@@ -6347,7 +6577,8 @@
           <w:tcPr>
             <w:tcW w:w="7620" w:type="dxa"/>
             <w:gridSpan w:val="2"/>
-            <w:shd w:val="clear" w:color="auto" w:fill="FFFFFF"/>
+            <w:shd w:val="clear" w:color="auto" w:fill="FFFFFF" w:themeFill="background1"/>
+            <w:tcMar/>
           </w:tcPr>
           <w:p>
             <w:pPr>
@@ -6374,6 +6605,7 @@
             <w:tcW w:w="2534" w:type="dxa"/>
             <w:gridSpan w:val="2"/>
             <w:shd w:val="clear" w:color="auto" w:fill="FBE5D5"/>
+            <w:tcMar/>
           </w:tcPr>
           <w:p>
             <w:pPr>
@@ -6395,7 +6627,8 @@
           <w:tcPr>
             <w:tcW w:w="7620" w:type="dxa"/>
             <w:gridSpan w:val="2"/>
-            <w:shd w:val="clear" w:color="auto" w:fill="FFFFFF"/>
+            <w:shd w:val="clear" w:color="auto" w:fill="FFFFFF" w:themeFill="background1"/>
+            <w:tcMar/>
           </w:tcPr>
           <w:p>
             <w:pPr>
@@ -6422,6 +6655,7 @@
             <w:tcW w:w="2534" w:type="dxa"/>
             <w:gridSpan w:val="2"/>
             <w:shd w:val="clear" w:color="auto" w:fill="FBE5D5"/>
+            <w:tcMar/>
           </w:tcPr>
           <w:p>
             <w:pPr>
@@ -6444,6 +6678,7 @@
             <w:tcW w:w="7620" w:type="dxa"/>
             <w:gridSpan w:val="2"/>
             <w:shd w:val="clear" w:color="auto" w:fill="FBE5D5"/>
+            <w:tcMar/>
           </w:tcPr>
           <w:p>
             <w:pPr>
@@ -6478,6 +6713,7 @@
         <w:tc>
           <w:tcPr>
             <w:tcW w:w="1267" w:type="dxa"/>
+            <w:tcMar/>
           </w:tcPr>
           <w:p>
             <w:pPr>
@@ -6499,7 +6735,8 @@
           <w:tcPr>
             <w:tcW w:w="6727" w:type="dxa"/>
             <w:gridSpan w:val="2"/>
-            <w:shd w:val="clear" w:color="auto" w:fill="FFFFFF"/>
+            <w:shd w:val="clear" w:color="auto" w:fill="FFFFFF" w:themeFill="background1"/>
+            <w:tcMar/>
           </w:tcPr>
           <w:p>
             <w:pPr>
@@ -6518,7 +6755,8 @@
         <w:tc>
           <w:tcPr>
             <w:tcW w:w="2160" w:type="dxa"/>
-            <w:shd w:val="clear" w:color="auto" w:fill="FFFFFF"/>
+            <w:shd w:val="clear" w:color="auto" w:fill="FFFFFF" w:themeFill="background1"/>
+            <w:tcMar/>
           </w:tcPr>
           <w:p>
             <w:pPr>
@@ -6537,6 +6775,7 @@
         <w:tc>
           <w:tcPr>
             <w:tcW w:w="1267" w:type="dxa"/>
+            <w:tcMar/>
           </w:tcPr>
           <w:p>
             <w:pPr>
@@ -6558,7 +6797,8 @@
           <w:tcPr>
             <w:tcW w:w="6727" w:type="dxa"/>
             <w:gridSpan w:val="2"/>
-            <w:shd w:val="clear" w:color="auto" w:fill="FFFFFF"/>
+            <w:shd w:val="clear" w:color="auto" w:fill="FFFFFF" w:themeFill="background1"/>
+            <w:tcMar/>
           </w:tcPr>
           <w:p>
             <w:pPr>
@@ -6577,7 +6817,8 @@
         <w:tc>
           <w:tcPr>
             <w:tcW w:w="2160" w:type="dxa"/>
-            <w:shd w:val="clear" w:color="auto" w:fill="FFFFFF"/>
+            <w:shd w:val="clear" w:color="auto" w:fill="FFFFFF" w:themeFill="background1"/>
+            <w:tcMar/>
           </w:tcPr>
           <w:p>
             <w:pPr>
@@ -6604,6 +6845,7 @@
             <w:tcW w:w="2534" w:type="dxa"/>
             <w:gridSpan w:val="2"/>
             <w:shd w:val="clear" w:color="auto" w:fill="FBE5D5"/>
+            <w:tcMar/>
           </w:tcPr>
           <w:p>
             <w:pPr>
@@ -6625,7 +6867,8 @@
           <w:tcPr>
             <w:tcW w:w="7620" w:type="dxa"/>
             <w:gridSpan w:val="2"/>
-            <w:shd w:val="clear" w:color="auto" w:fill="FFFFFF"/>
+            <w:shd w:val="clear" w:color="auto" w:fill="FFFFFF" w:themeFill="background1"/>
+            <w:tcMar/>
           </w:tcPr>
           <w:p>
             <w:pPr>
@@ -6652,6 +6895,7 @@
             <w:tcW w:w="2534" w:type="dxa"/>
             <w:gridSpan w:val="2"/>
             <w:shd w:val="clear" w:color="auto" w:fill="FBE5D5"/>
+            <w:tcMar/>
           </w:tcPr>
           <w:p>
             <w:pPr>
@@ -6673,7 +6917,8 @@
           <w:tcPr>
             <w:tcW w:w="7620" w:type="dxa"/>
             <w:gridSpan w:val="2"/>
-            <w:shd w:val="clear" w:color="auto" w:fill="FFFFFF"/>
+            <w:shd w:val="clear" w:color="auto" w:fill="FFFFFF" w:themeFill="background1"/>
+            <w:tcMar/>
           </w:tcPr>
           <w:p>
             <w:pPr>
@@ -6700,6 +6945,7 @@
             <w:tcW w:w="2534" w:type="dxa"/>
             <w:gridSpan w:val="2"/>
             <w:shd w:val="clear" w:color="auto" w:fill="FBE5D5"/>
+            <w:tcMar/>
           </w:tcPr>
           <w:p>
             <w:pPr>
@@ -6722,6 +6968,7 @@
             <w:tcW w:w="7620" w:type="dxa"/>
             <w:gridSpan w:val="2"/>
             <w:shd w:val="clear" w:color="auto" w:fill="FBE5D5"/>
+            <w:tcMar/>
           </w:tcPr>
           <w:p>
             <w:pPr>
@@ -6749,6 +6996,7 @@
         <w:tc>
           <w:tcPr>
             <w:tcW w:w="1267" w:type="dxa"/>
+            <w:tcMar/>
           </w:tcPr>
           <w:p>
             <w:pPr>
@@ -6770,7 +7018,8 @@
           <w:tcPr>
             <w:tcW w:w="6727" w:type="dxa"/>
             <w:gridSpan w:val="2"/>
-            <w:shd w:val="clear" w:color="auto" w:fill="FFFFFF"/>
+            <w:shd w:val="clear" w:color="auto" w:fill="FFFFFF" w:themeFill="background1"/>
+            <w:tcMar/>
           </w:tcPr>
           <w:p>
             <w:pPr>
@@ -6789,7 +7038,8 @@
         <w:tc>
           <w:tcPr>
             <w:tcW w:w="2160" w:type="dxa"/>
-            <w:shd w:val="clear" w:color="auto" w:fill="FFFFFF"/>
+            <w:shd w:val="clear" w:color="auto" w:fill="FFFFFF" w:themeFill="background1"/>
+            <w:tcMar/>
           </w:tcPr>
           <w:p>
             <w:pPr>
@@ -6814,6 +7064,7 @@
         <w:tc>
           <w:tcPr>
             <w:tcW w:w="1267" w:type="dxa"/>
+            <w:tcMar/>
           </w:tcPr>
           <w:p>
             <w:pPr>
@@ -6835,7 +7086,8 @@
           <w:tcPr>
             <w:tcW w:w="6727" w:type="dxa"/>
             <w:gridSpan w:val="2"/>
-            <w:shd w:val="clear" w:color="auto" w:fill="FFFFFF"/>
+            <w:shd w:val="clear" w:color="auto" w:fill="FFFFFF" w:themeFill="background1"/>
+            <w:tcMar/>
           </w:tcPr>
           <w:p>
             <w:pPr>
@@ -6854,7 +7106,8 @@
         <w:tc>
           <w:tcPr>
             <w:tcW w:w="2160" w:type="dxa"/>
-            <w:shd w:val="clear" w:color="auto" w:fill="FFFFFF"/>
+            <w:shd w:val="clear" w:color="auto" w:fill="FFFFFF" w:themeFill="background1"/>
+            <w:tcMar/>
           </w:tcPr>
           <w:p>
             <w:pPr>
@@ -6875,6 +7128,7 @@
             <w:tcW w:w="2534" w:type="dxa"/>
             <w:gridSpan w:val="2"/>
             <w:shd w:val="clear" w:color="auto" w:fill="FBE5D5"/>
+            <w:tcMar/>
           </w:tcPr>
           <w:p>
             <w:pPr>
@@ -6896,7 +7150,8 @@
           <w:tcPr>
             <w:tcW w:w="7620" w:type="dxa"/>
             <w:gridSpan w:val="2"/>
-            <w:shd w:val="clear" w:color="auto" w:fill="FFFFFF"/>
+            <w:shd w:val="clear" w:color="auto" w:fill="FFFFFF" w:themeFill="background1"/>
+            <w:tcMar/>
           </w:tcPr>
           <w:p>
             <w:pPr>
@@ -6925,6 +7180,7 @@
             <w:tcW w:w="2534" w:type="dxa"/>
             <w:gridSpan w:val="2"/>
             <w:shd w:val="clear" w:color="auto" w:fill="FBE5D5"/>
+            <w:tcMar/>
           </w:tcPr>
           <w:p>
             <w:pPr>
@@ -6946,7 +7202,8 @@
           <w:tcPr>
             <w:tcW w:w="7620" w:type="dxa"/>
             <w:gridSpan w:val="2"/>
-            <w:shd w:val="clear" w:color="auto" w:fill="FFFFFF"/>
+            <w:shd w:val="clear" w:color="auto" w:fill="FFFFFF" w:themeFill="background1"/>
+            <w:tcMar/>
           </w:tcPr>
           <w:p>
             <w:pPr>
@@ -9190,8 +9447,8 @@
 </file>
 
 <file path=customXml/item2.xml><?xml version="1.0" encoding="utf-8"?>
-<ct:contentTypeSchema xmlns:ct="http://schemas.microsoft.com/office/2006/metadata/contentType" xmlns:ma="http://schemas.microsoft.com/office/2006/metadata/properties/metaAttributes" ct:_="" ma:_="" ma:contentTypeName="Documento" ma:contentTypeID="0x010100FD531872C7CE554584EF00C37E403D8B" ma:contentTypeVersion="11" ma:contentTypeDescription="Crear nuevo documento." ma:contentTypeScope="" ma:versionID="524590e4425367f1d713ab8e501490bd">
-  <xsd:schema xmlns:xsd="http://www.w3.org/2001/XMLSchema" xmlns:xs="http://www.w3.org/2001/XMLSchema" xmlns:p="http://schemas.microsoft.com/office/2006/metadata/properties" xmlns:ns2="2b6b437a-5846-4934-ac66-7de06297595b" xmlns:ns3="2c0ff4f8-6664-4eb8-8bb0-965f2536cb1b" targetNamespace="http://schemas.microsoft.com/office/2006/metadata/properties" ma:root="true" ma:fieldsID="8abf30de0900198c15000067d854456b" ns2:_="" ns3:_="">
+<ct:contentTypeSchema xmlns:ct="http://schemas.microsoft.com/office/2006/metadata/contentType" xmlns:ma="http://schemas.microsoft.com/office/2006/metadata/properties/metaAttributes" ct:_="" ma:_="" ma:contentTypeName="Documento" ma:contentTypeID="0x010100FD531872C7CE554584EF00C37E403D8B" ma:contentTypeVersion="11" ma:contentTypeDescription="Crear nuevo documento." ma:contentTypeScope="" ma:versionID="4d68dff5f0af2e06d66d0a41cb2d734b">
+  <xsd:schema xmlns:xsd="http://www.w3.org/2001/XMLSchema" xmlns:xs="http://www.w3.org/2001/XMLSchema" xmlns:p="http://schemas.microsoft.com/office/2006/metadata/properties" xmlns:ns2="2b6b437a-5846-4934-ac66-7de06297595b" xmlns:ns3="2c0ff4f8-6664-4eb8-8bb0-965f2536cb1b" targetNamespace="http://schemas.microsoft.com/office/2006/metadata/properties" ma:root="true" ma:fieldsID="a226e700be7ccbb404083af0ef816ec1" ns2:_="" ns3:_="">
     <xsd:import namespace="2b6b437a-5846-4934-ac66-7de06297595b"/>
     <xsd:import namespace="2c0ff4f8-6664-4eb8-8bb0-965f2536cb1b"/>
     <xsd:element name="properties">
@@ -9404,22 +9661,7 @@
 </file>
 
 <file path=customXml/itemProps2.xml><?xml version="1.0" encoding="utf-8"?>
-<ds:datastoreItem xmlns:ds="http://schemas.openxmlformats.org/officeDocument/2006/customXml" ds:itemID="{92F8E0C7-012C-47B2-9CA6-FF9290509004}">
-  <ds:schemaRefs>
-    <ds:schemaRef ds:uri="http://schemas.microsoft.com/office/2006/metadata/contentType"/>
-    <ds:schemaRef ds:uri="http://schemas.microsoft.com/office/2006/metadata/properties/metaAttributes"/>
-    <ds:schemaRef ds:uri="http://www.w3.org/2001/XMLSchema"/>
-    <ds:schemaRef ds:uri="http://schemas.microsoft.com/office/2006/metadata/properties"/>
-    <ds:schemaRef ds:uri="2b6b437a-5846-4934-ac66-7de06297595b"/>
-    <ds:schemaRef ds:uri="2c0ff4f8-6664-4eb8-8bb0-965f2536cb1b"/>
-    <ds:schemaRef ds:uri="http://schemas.microsoft.com/office/2006/documentManagement/types"/>
-    <ds:schemaRef ds:uri="http://schemas.microsoft.com/office/infopath/2007/PartnerControls"/>
-    <ds:schemaRef ds:uri="http://schemas.openxmlformats.org/package/2006/metadata/core-properties"/>
-    <ds:schemaRef ds:uri="http://purl.org/dc/elements/1.1/"/>
-    <ds:schemaRef ds:uri="http://purl.org/dc/terms/"/>
-    <ds:schemaRef ds:uri="http://schemas.microsoft.com/internal/obd"/>
-  </ds:schemaRefs>
-</ds:datastoreItem>
+<ds:datastoreItem xmlns:ds="http://schemas.openxmlformats.org/officeDocument/2006/customXml" ds:itemID="{AF314B87-0531-4E5B-A4B4-34AE3B65E186}"/>
 </file>
 
 <file path=customXml/itemProps3.xml><?xml version="1.0" encoding="utf-8"?>
